--- a/_Documects/end/แบบอนุมัติเค้าโครงโครงงาน.docx
+++ b/_Documects/end/แบบอนุมัติเค้าโครงโครงงาน.docx
@@ -1,10 +1,10 @@
 
 <file path=word/document.xml><?xml version="1.0" encoding="utf-8"?>
-<w:document xmlns:wpc="http://schemas.microsoft.com/office/word/2010/wordprocessingCanvas" xmlns:cx="http://schemas.microsoft.com/office/drawing/2014/chartex" xmlns:cx1="http://schemas.microsoft.com/office/drawing/2015/9/8/chartex" xmlns:cx2="http://schemas.microsoft.com/office/drawing/2015/10/21/chartex" xmlns:cx3="http://schemas.microsoft.com/office/drawing/2016/5/9/chartex" xmlns:cx4="http://schemas.microsoft.com/office/drawing/2016/5/10/chartex" xmlns:cx5="http://schemas.microsoft.com/office/drawing/2016/5/11/chartex" xmlns:cx6="http://schemas.microsoft.com/office/drawing/2016/5/12/chartex" xmlns:cx7="http://schemas.microsoft.com/office/drawing/2016/5/13/chartex" xmlns:cx8="http://schemas.microsoft.com/office/drawing/2016/5/14/chartex" xmlns:mc="http://schemas.openxmlformats.org/markup-compatibility/2006" xmlns:aink="http://schemas.microsoft.com/office/drawing/2016/ink" xmlns:am3d="http://schemas.microsoft.com/office/drawing/2017/model3d" xmlns:o="urn:schemas-microsoft-com:office:office" xmlns:oel="http://schemas.microsoft.com/office/2019/extlst" xmlns:r="http://schemas.openxmlformats.org/officeDocument/2006/relationships" xmlns:m="http://schemas.openxmlformats.org/officeDocument/2006/math" xmlns:v="urn:schemas-microsoft-com:vml" xmlns:wp14="http://schemas.microsoft.com/office/word/2010/wordprocessingDrawing" xmlns:wp="http://schemas.openxmlformats.org/drawingml/2006/wordprocessingDrawing" xmlns:w10="urn:schemas-microsoft-com:office:word" xmlns:w="http://schemas.openxmlformats.org/wordprocessingml/2006/main" xmlns:w14="http://schemas.microsoft.com/office/word/2010/wordml" xmlns:w15="http://schemas.microsoft.com/office/word/2012/wordml" xmlns:w16cex="http://schemas.microsoft.com/office/word/2018/wordml/cex" xmlns:w16cid="http://schemas.microsoft.com/office/word/2016/wordml/cid" xmlns:w16="http://schemas.microsoft.com/office/word/2018/wordml" xmlns:w16du="http://schemas.microsoft.com/office/word/2023/wordml/word16du" xmlns:w16sdtdh="http://schemas.microsoft.com/office/word/2020/wordml/sdtdatahash" xmlns:w16se="http://schemas.microsoft.com/office/word/2015/wordml/symex" xmlns:wpg="http://schemas.microsoft.com/office/word/2010/wordprocessingGroup" xmlns:wpi="http://schemas.microsoft.com/office/word/2010/wordprocessingInk" xmlns:wne="http://schemas.microsoft.com/office/word/2006/wordml" xmlns:wps="http://schemas.microsoft.com/office/word/2010/wordprocessingShape" mc:Ignorable="w14 w15 w16se w16cid w16 w16cex w16sdtdh w16du wp14">
+<w:document xmlns:wpc="http://schemas.microsoft.com/office/word/2010/wordprocessingCanvas" xmlns:cx="http://schemas.microsoft.com/office/drawing/2014/chartex" xmlns:cx1="http://schemas.microsoft.com/office/drawing/2015/9/8/chartex" xmlns:cx2="http://schemas.microsoft.com/office/drawing/2015/10/21/chartex" xmlns:cx3="http://schemas.microsoft.com/office/drawing/2016/5/9/chartex" xmlns:cx4="http://schemas.microsoft.com/office/drawing/2016/5/10/chartex" xmlns:cx5="http://schemas.microsoft.com/office/drawing/2016/5/11/chartex" xmlns:cx6="http://schemas.microsoft.com/office/drawing/2016/5/12/chartex" xmlns:cx7="http://schemas.microsoft.com/office/drawing/2016/5/13/chartex" xmlns:cx8="http://schemas.microsoft.com/office/drawing/2016/5/14/chartex" xmlns:mc="http://schemas.openxmlformats.org/markup-compatibility/2006" xmlns:aink="http://schemas.microsoft.com/office/drawing/2016/ink" xmlns:am3d="http://schemas.microsoft.com/office/drawing/2017/model3d" xmlns:o="urn:schemas-microsoft-com:office:office" xmlns:oel="http://schemas.microsoft.com/office/2019/extlst" xmlns:r="http://schemas.openxmlformats.org/officeDocument/2006/relationships" xmlns:m="http://schemas.openxmlformats.org/officeDocument/2006/math" xmlns:v="urn:schemas-microsoft-com:vml" xmlns:wp14="http://schemas.microsoft.com/office/word/2010/wordprocessingDrawing" xmlns:wp="http://schemas.openxmlformats.org/drawingml/2006/wordprocessingDrawing" xmlns:w10="urn:schemas-microsoft-com:office:word" xmlns:w="http://schemas.openxmlformats.org/wordprocessingml/2006/main" xmlns:w14="http://schemas.microsoft.com/office/word/2010/wordml" xmlns:w15="http://schemas.microsoft.com/office/word/2012/wordml" xmlns:w16cex="http://schemas.microsoft.com/office/word/2018/wordml/cex" xmlns:w16cid="http://schemas.microsoft.com/office/word/2016/wordml/cid" xmlns:w16="http://schemas.microsoft.com/office/word/2018/wordml" xmlns:w16sdtdh="http://schemas.microsoft.com/office/word/2020/wordml/sdtdatahash" xmlns:w16se="http://schemas.microsoft.com/office/word/2015/wordml/symex" xmlns:wpg="http://schemas.microsoft.com/office/word/2010/wordprocessingGroup" xmlns:wpi="http://schemas.microsoft.com/office/word/2010/wordprocessingInk" xmlns:wne="http://schemas.microsoft.com/office/word/2006/wordml" xmlns:wps="http://schemas.microsoft.com/office/word/2010/wordprocessingShape" mc:Ignorable="w14 w15 w16se w16cid w16 w16cex w16sdtdh wp14">
   <w:body>
     <w:p>
       <w:pPr>
-        <w:pStyle w:val="a4"/>
+        <w:pStyle w:val="Title"/>
         <w:spacing w:before="0" w:after="0"/>
         <w:rPr>
           <w:rFonts w:ascii="TH SarabunPSK" w:hAnsi="TH SarabunPSK" w:cs="TH SarabunPSK"/>
@@ -130,7 +130,7 @@
       <w:pPr>
         <w:jc w:val="both"/>
         <w:rPr>
-          <w:rFonts w:ascii="TH SarabunPSK" w:hAnsi="TH SarabunPSK" w:cs="TH SarabunPSK"/>
+          <w:rFonts w:ascii="TH SarabunPSK" w:hAnsi="TH SarabunPSK" w:cs="TH SarabunPSK" w:hint="cs"/>
         </w:rPr>
       </w:pPr>
       <w:r>
@@ -162,31 +162,6 @@
           <w:cs/>
         </w:rPr>
         <w:t>จากการสนับสนุนของผู้ติดตาม</w:t>
-      </w:r>
-      <w:r>
-        <w:rPr>
-          <w:rFonts w:ascii="TH SarabunPSK" w:hAnsi="TH SarabunPSK" w:cs="TH SarabunPSK" w:hint="cs"/>
-          <w:cs/>
-        </w:rPr>
-        <w:t xml:space="preserve"> </w:t>
-      </w:r>
-      <w:r>
-        <w:rPr>
-          <w:rFonts w:ascii="TH SarabunPSK" w:hAnsi="TH SarabunPSK" w:cs="TH SarabunPSK"/>
-        </w:rPr>
-        <w:t>(</w:t>
-      </w:r>
-      <w:r>
-        <w:rPr>
-          <w:rFonts w:ascii="TH SarabunPSK" w:hAnsi="TH SarabunPSK" w:cs="TH SarabunPSK"/>
-        </w:rPr>
-        <w:t>FluffyDonate</w:t>
-      </w:r>
-      <w:r>
-        <w:rPr>
-          <w:rFonts w:ascii="TH SarabunPSK" w:hAnsi="TH SarabunPSK" w:cs="TH SarabunPSK"/>
-        </w:rPr>
-        <w:t>)</w:t>
       </w:r>
     </w:p>
     <w:p>
@@ -534,7 +509,7 @@
     </w:p>
     <w:tbl>
       <w:tblPr>
-        <w:tblStyle w:val="a9"/>
+        <w:tblStyle w:val="TableGrid"/>
         <w:tblW w:w="0" w:type="auto"/>
         <w:tblBorders>
           <w:top w:val="none" w:sz="0" w:space="0" w:color="auto"/>
@@ -1096,7 +1071,7 @@
                     </wp:anchor>
                   </w:drawing>
                 </mc:Choice>
-                <mc:Fallback>
+                <mc:Fallback xmlns:w16du="http://schemas.microsoft.com/office/word/2023/wordml/word16du">
                   <w:pict>
                     <v:oval w14:anchorId="13BEE03A" id="Oval 7" o:spid="_x0000_s1026" style="position:absolute;margin-left:116.75pt;margin-top:4pt;width:12.2pt;height:12.2pt;z-index:-251655168;visibility:visible;mso-wrap-style:square;mso-width-percent:0;mso-height-percent:0;mso-wrap-distance-left:9pt;mso-wrap-distance-top:0;mso-wrap-distance-right:9pt;mso-wrap-distance-bottom:0;mso-position-horizontal:absolute;mso-position-horizontal-relative:text;mso-position-vertical:absolute;mso-position-vertical-relative:text;mso-width-percent:0;mso-height-percent:0;mso-width-relative:margin;mso-height-relative:margin;v-text-anchor:middle" o:gfxdata="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" filled="f" strokecolor="black [3213]" strokeweight="1pt">
                       <v:stroke joinstyle="miter"/>
@@ -1188,7 +1163,7 @@
                     </wp:anchor>
                   </w:drawing>
                 </mc:Choice>
-                <mc:Fallback>
+                <mc:Fallback xmlns:w16du="http://schemas.microsoft.com/office/word/2023/wordml/word16du">
                   <w:pict>
                     <v:oval w14:anchorId="16A7B345" id="Oval 8" o:spid="_x0000_s1026" style="position:absolute;margin-left:190.4pt;margin-top:3.5pt;width:12.2pt;height:12.2pt;z-index:-251653120;visibility:visible;mso-wrap-style:square;mso-width-percent:0;mso-height-percent:0;mso-wrap-distance-left:9pt;mso-wrap-distance-top:0;mso-wrap-distance-right:9pt;mso-wrap-distance-bottom:0;mso-position-horizontal:absolute;mso-position-horizontal-relative:text;mso-position-vertical:absolute;mso-position-vertical-relative:text;mso-width-percent:0;mso-height-percent:0;mso-width-relative:margin;mso-height-relative:margin;v-text-anchor:middle" o:gfxdata="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" filled="f" strokecolor="black [3213]" strokeweight="1pt">
                       <v:stroke joinstyle="miter"/>
@@ -1597,7 +1572,7 @@
               </wp:anchor>
             </w:drawing>
           </mc:Choice>
-          <mc:Fallback>
+          <mc:Fallback xmlns:w16du="http://schemas.microsoft.com/office/word/2023/wordml/word16du">
             <w:pict>
               <v:shapetype w14:anchorId="1E1E723C" id="_x0000_t202" coordsize="21600,21600" o:spt="202" path="m,l,21600r21600,l21600,xe">
                 <v:stroke joinstyle="miter"/>
@@ -1869,7 +1844,7 @@
 </file>
 
 <file path=word/endnotes.xml><?xml version="1.0" encoding="utf-8"?>
-<w:endnotes xmlns:wpc="http://schemas.microsoft.com/office/word/2010/wordprocessingCanvas" xmlns:cx="http://schemas.microsoft.com/office/drawing/2014/chartex" xmlns:cx1="http://schemas.microsoft.com/office/drawing/2015/9/8/chartex" xmlns:cx2="http://schemas.microsoft.com/office/drawing/2015/10/21/chartex" xmlns:cx3="http://schemas.microsoft.com/office/drawing/2016/5/9/chartex" xmlns:cx4="http://schemas.microsoft.com/office/drawing/2016/5/10/chartex" xmlns:cx5="http://schemas.microsoft.com/office/drawing/2016/5/11/chartex" xmlns:cx6="http://schemas.microsoft.com/office/drawing/2016/5/12/chartex" xmlns:cx7="http://schemas.microsoft.com/office/drawing/2016/5/13/chartex" xmlns:cx8="http://schemas.microsoft.com/office/drawing/2016/5/14/chartex" xmlns:mc="http://schemas.openxmlformats.org/markup-compatibility/2006" xmlns:aink="http://schemas.microsoft.com/office/drawing/2016/ink" xmlns:am3d="http://schemas.microsoft.com/office/drawing/2017/model3d" xmlns:o="urn:schemas-microsoft-com:office:office" xmlns:oel="http://schemas.microsoft.com/office/2019/extlst" xmlns:r="http://schemas.openxmlformats.org/officeDocument/2006/relationships" xmlns:m="http://schemas.openxmlformats.org/officeDocument/2006/math" xmlns:v="urn:schemas-microsoft-com:vml" xmlns:wp14="http://schemas.microsoft.com/office/word/2010/wordprocessingDrawing" xmlns:wp="http://schemas.openxmlformats.org/drawingml/2006/wordprocessingDrawing" xmlns:w10="urn:schemas-microsoft-com:office:word" xmlns:w="http://schemas.openxmlformats.org/wordprocessingml/2006/main" xmlns:w14="http://schemas.microsoft.com/office/word/2010/wordml" xmlns:w15="http://schemas.microsoft.com/office/word/2012/wordml" xmlns:w16cex="http://schemas.microsoft.com/office/word/2018/wordml/cex" xmlns:w16cid="http://schemas.microsoft.com/office/word/2016/wordml/cid" xmlns:w16="http://schemas.microsoft.com/office/word/2018/wordml" xmlns:w16du="http://schemas.microsoft.com/office/word/2023/wordml/word16du" xmlns:w16sdtdh="http://schemas.microsoft.com/office/word/2020/wordml/sdtdatahash" xmlns:w16se="http://schemas.microsoft.com/office/word/2015/wordml/symex" xmlns:wpg="http://schemas.microsoft.com/office/word/2010/wordprocessingGroup" xmlns:wpi="http://schemas.microsoft.com/office/word/2010/wordprocessingInk" xmlns:wne="http://schemas.microsoft.com/office/word/2006/wordml" xmlns:wps="http://schemas.microsoft.com/office/word/2010/wordprocessingShape" mc:Ignorable="w14 w15 w16se w16cid w16 w16cex w16sdtdh w16du wp14">
+<w:endnotes xmlns:wpc="http://schemas.microsoft.com/office/word/2010/wordprocessingCanvas" xmlns:cx="http://schemas.microsoft.com/office/drawing/2014/chartex" xmlns:cx1="http://schemas.microsoft.com/office/drawing/2015/9/8/chartex" xmlns:cx2="http://schemas.microsoft.com/office/drawing/2015/10/21/chartex" xmlns:cx3="http://schemas.microsoft.com/office/drawing/2016/5/9/chartex" xmlns:cx4="http://schemas.microsoft.com/office/drawing/2016/5/10/chartex" xmlns:cx5="http://schemas.microsoft.com/office/drawing/2016/5/11/chartex" xmlns:cx6="http://schemas.microsoft.com/office/drawing/2016/5/12/chartex" xmlns:cx7="http://schemas.microsoft.com/office/drawing/2016/5/13/chartex" xmlns:cx8="http://schemas.microsoft.com/office/drawing/2016/5/14/chartex" xmlns:mc="http://schemas.openxmlformats.org/markup-compatibility/2006" xmlns:aink="http://schemas.microsoft.com/office/drawing/2016/ink" xmlns:am3d="http://schemas.microsoft.com/office/drawing/2017/model3d" xmlns:o="urn:schemas-microsoft-com:office:office" xmlns:oel="http://schemas.microsoft.com/office/2019/extlst" xmlns:r="http://schemas.openxmlformats.org/officeDocument/2006/relationships" xmlns:m="http://schemas.openxmlformats.org/officeDocument/2006/math" xmlns:v="urn:schemas-microsoft-com:vml" xmlns:wp14="http://schemas.microsoft.com/office/word/2010/wordprocessingDrawing" xmlns:wp="http://schemas.openxmlformats.org/drawingml/2006/wordprocessingDrawing" xmlns:w10="urn:schemas-microsoft-com:office:word" xmlns:w="http://schemas.openxmlformats.org/wordprocessingml/2006/main" xmlns:w14="http://schemas.microsoft.com/office/word/2010/wordml" xmlns:w15="http://schemas.microsoft.com/office/word/2012/wordml" xmlns:w16cex="http://schemas.microsoft.com/office/word/2018/wordml/cex" xmlns:w16cid="http://schemas.microsoft.com/office/word/2016/wordml/cid" xmlns:w16="http://schemas.microsoft.com/office/word/2018/wordml" xmlns:w16sdtdh="http://schemas.microsoft.com/office/word/2020/wordml/sdtdatahash" xmlns:w16se="http://schemas.microsoft.com/office/word/2015/wordml/symex" xmlns:wpg="http://schemas.microsoft.com/office/word/2010/wordprocessingGroup" xmlns:wpi="http://schemas.microsoft.com/office/word/2010/wordprocessingInk" xmlns:wne="http://schemas.microsoft.com/office/word/2006/wordml" xmlns:wps="http://schemas.microsoft.com/office/word/2010/wordprocessingShape" mc:Ignorable="w14 w15 w16se w16cid w16 w16cex w16sdtdh wp14">
   <w:endnote w:type="separator" w:id="-1">
     <w:p>
       <w:r>
@@ -1888,7 +1863,7 @@
 </file>
 
 <file path=word/footnotes.xml><?xml version="1.0" encoding="utf-8"?>
-<w:footnotes xmlns:wpc="http://schemas.microsoft.com/office/word/2010/wordprocessingCanvas" xmlns:cx="http://schemas.microsoft.com/office/drawing/2014/chartex" xmlns:cx1="http://schemas.microsoft.com/office/drawing/2015/9/8/chartex" xmlns:cx2="http://schemas.microsoft.com/office/drawing/2015/10/21/chartex" xmlns:cx3="http://schemas.microsoft.com/office/drawing/2016/5/9/chartex" xmlns:cx4="http://schemas.microsoft.com/office/drawing/2016/5/10/chartex" xmlns:cx5="http://schemas.microsoft.com/office/drawing/2016/5/11/chartex" xmlns:cx6="http://schemas.microsoft.com/office/drawing/2016/5/12/chartex" xmlns:cx7="http://schemas.microsoft.com/office/drawing/2016/5/13/chartex" xmlns:cx8="http://schemas.microsoft.com/office/drawing/2016/5/14/chartex" xmlns:mc="http://schemas.openxmlformats.org/markup-compatibility/2006" xmlns:aink="http://schemas.microsoft.com/office/drawing/2016/ink" xmlns:am3d="http://schemas.microsoft.com/office/drawing/2017/model3d" xmlns:o="urn:schemas-microsoft-com:office:office" xmlns:oel="http://schemas.microsoft.com/office/2019/extlst" xmlns:r="http://schemas.openxmlformats.org/officeDocument/2006/relationships" xmlns:m="http://schemas.openxmlformats.org/officeDocument/2006/math" xmlns:v="urn:schemas-microsoft-com:vml" xmlns:wp14="http://schemas.microsoft.com/office/word/2010/wordprocessingDrawing" xmlns:wp="http://schemas.openxmlformats.org/drawingml/2006/wordprocessingDrawing" xmlns:w10="urn:schemas-microsoft-com:office:word" xmlns:w="http://schemas.openxmlformats.org/wordprocessingml/2006/main" xmlns:w14="http://schemas.microsoft.com/office/word/2010/wordml" xmlns:w15="http://schemas.microsoft.com/office/word/2012/wordml" xmlns:w16cex="http://schemas.microsoft.com/office/word/2018/wordml/cex" xmlns:w16cid="http://schemas.microsoft.com/office/word/2016/wordml/cid" xmlns:w16="http://schemas.microsoft.com/office/word/2018/wordml" xmlns:w16du="http://schemas.microsoft.com/office/word/2023/wordml/word16du" xmlns:w16sdtdh="http://schemas.microsoft.com/office/word/2020/wordml/sdtdatahash" xmlns:w16se="http://schemas.microsoft.com/office/word/2015/wordml/symex" xmlns:wpg="http://schemas.microsoft.com/office/word/2010/wordprocessingGroup" xmlns:wpi="http://schemas.microsoft.com/office/word/2010/wordprocessingInk" xmlns:wne="http://schemas.microsoft.com/office/word/2006/wordml" xmlns:wps="http://schemas.microsoft.com/office/word/2010/wordprocessingShape" mc:Ignorable="w14 w15 w16se w16cid w16 w16cex w16sdtdh w16du wp14">
+<w:footnotes xmlns:wpc="http://schemas.microsoft.com/office/word/2010/wordprocessingCanvas" xmlns:cx="http://schemas.microsoft.com/office/drawing/2014/chartex" xmlns:cx1="http://schemas.microsoft.com/office/drawing/2015/9/8/chartex" xmlns:cx2="http://schemas.microsoft.com/office/drawing/2015/10/21/chartex" xmlns:cx3="http://schemas.microsoft.com/office/drawing/2016/5/9/chartex" xmlns:cx4="http://schemas.microsoft.com/office/drawing/2016/5/10/chartex" xmlns:cx5="http://schemas.microsoft.com/office/drawing/2016/5/11/chartex" xmlns:cx6="http://schemas.microsoft.com/office/drawing/2016/5/12/chartex" xmlns:cx7="http://schemas.microsoft.com/office/drawing/2016/5/13/chartex" xmlns:cx8="http://schemas.microsoft.com/office/drawing/2016/5/14/chartex" xmlns:mc="http://schemas.openxmlformats.org/markup-compatibility/2006" xmlns:aink="http://schemas.microsoft.com/office/drawing/2016/ink" xmlns:am3d="http://schemas.microsoft.com/office/drawing/2017/model3d" xmlns:o="urn:schemas-microsoft-com:office:office" xmlns:oel="http://schemas.microsoft.com/office/2019/extlst" xmlns:r="http://schemas.openxmlformats.org/officeDocument/2006/relationships" xmlns:m="http://schemas.openxmlformats.org/officeDocument/2006/math" xmlns:v="urn:schemas-microsoft-com:vml" xmlns:wp14="http://schemas.microsoft.com/office/word/2010/wordprocessingDrawing" xmlns:wp="http://schemas.openxmlformats.org/drawingml/2006/wordprocessingDrawing" xmlns:w10="urn:schemas-microsoft-com:office:word" xmlns:w="http://schemas.openxmlformats.org/wordprocessingml/2006/main" xmlns:w14="http://schemas.microsoft.com/office/word/2010/wordml" xmlns:w15="http://schemas.microsoft.com/office/word/2012/wordml" xmlns:w16cex="http://schemas.microsoft.com/office/word/2018/wordml/cex" xmlns:w16cid="http://schemas.microsoft.com/office/word/2016/wordml/cid" xmlns:w16="http://schemas.microsoft.com/office/word/2018/wordml" xmlns:w16sdtdh="http://schemas.microsoft.com/office/word/2020/wordml/sdtdatahash" xmlns:w16se="http://schemas.microsoft.com/office/word/2015/wordml/symex" xmlns:wpg="http://schemas.microsoft.com/office/word/2010/wordprocessingGroup" xmlns:wpi="http://schemas.microsoft.com/office/word/2010/wordprocessingInk" xmlns:wne="http://schemas.microsoft.com/office/word/2006/wordml" xmlns:wps="http://schemas.microsoft.com/office/word/2010/wordprocessingShape" mc:Ignorable="w14 w15 w16se w16cid w16 w16cex w16sdtdh wp14">
   <w:footnote w:type="separator" w:id="-1">
     <w:p>
       <w:r>
@@ -1907,7 +1882,7 @@
 </file>
 
 <file path=word/styles.xml><?xml version="1.0" encoding="utf-8"?>
-<w:styles xmlns:mc="http://schemas.openxmlformats.org/markup-compatibility/2006" xmlns:r="http://schemas.openxmlformats.org/officeDocument/2006/relationships" xmlns:w="http://schemas.openxmlformats.org/wordprocessingml/2006/main" xmlns:w14="http://schemas.microsoft.com/office/word/2010/wordml" xmlns:w15="http://schemas.microsoft.com/office/word/2012/wordml" xmlns:w16cex="http://schemas.microsoft.com/office/word/2018/wordml/cex" xmlns:w16cid="http://schemas.microsoft.com/office/word/2016/wordml/cid" xmlns:w16="http://schemas.microsoft.com/office/word/2018/wordml" xmlns:w16du="http://schemas.microsoft.com/office/word/2023/wordml/word16du" xmlns:w16sdtdh="http://schemas.microsoft.com/office/word/2020/wordml/sdtdatahash" xmlns:w16se="http://schemas.microsoft.com/office/word/2015/wordml/symex" mc:Ignorable="w14 w15 w16se w16cid w16 w16cex w16sdtdh w16du">
+<w:styles xmlns:mc="http://schemas.openxmlformats.org/markup-compatibility/2006" xmlns:r="http://schemas.openxmlformats.org/officeDocument/2006/relationships" xmlns:w="http://schemas.openxmlformats.org/wordprocessingml/2006/main" xmlns:w14="http://schemas.microsoft.com/office/word/2010/wordml" xmlns:w15="http://schemas.microsoft.com/office/word/2012/wordml" xmlns:w16cex="http://schemas.microsoft.com/office/word/2018/wordml/cex" xmlns:w16cid="http://schemas.microsoft.com/office/word/2016/wordml/cid" xmlns:w16="http://schemas.microsoft.com/office/word/2018/wordml" xmlns:w16sdtdh="http://schemas.microsoft.com/office/word/2020/wordml/sdtdatahash" xmlns:w16se="http://schemas.microsoft.com/office/word/2015/wordml/symex" mc:Ignorable="w14 w15 w16se w16cid w16 w16cex w16sdtdh">
   <w:docDefaults>
     <w:rPrDefault>
       <w:rPr>
@@ -2301,7 +2276,7 @@
     <w:lsdException w:name="Unresolved Mention" w:semiHidden="1" w:unhideWhenUsed="1"/>
     <w:lsdException w:name="Smart Link" w:semiHidden="1" w:unhideWhenUsed="1"/>
   </w:latentStyles>
-  <w:style w:type="paragraph" w:default="1" w:styleId="a">
+  <w:style w:type="paragraph" w:default="1" w:styleId="Normal">
     <w:name w:val="Normal"/>
     <w:qFormat/>
     <w:rsid w:val="00E12959"/>
@@ -2314,13 +2289,13 @@
       <w:szCs w:val="32"/>
     </w:rPr>
   </w:style>
-  <w:style w:type="character" w:default="1" w:styleId="a0">
+  <w:style w:type="character" w:default="1" w:styleId="DefaultParagraphFont">
     <w:name w:val="Default Paragraph Font"/>
     <w:uiPriority w:val="1"/>
     <w:semiHidden/>
     <w:unhideWhenUsed/>
   </w:style>
-  <w:style w:type="table" w:default="1" w:styleId="a1">
+  <w:style w:type="table" w:default="1" w:styleId="TableNormal">
     <w:name w:val="Normal Table"/>
     <w:uiPriority w:val="99"/>
     <w:semiHidden/>
@@ -2335,15 +2310,15 @@
       </w:tblCellMar>
     </w:tblPr>
   </w:style>
-  <w:style w:type="numbering" w:default="1" w:styleId="a2">
+  <w:style w:type="numbering" w:default="1" w:styleId="NoList">
     <w:name w:val="No List"/>
     <w:uiPriority w:val="99"/>
     <w:semiHidden/>
     <w:unhideWhenUsed/>
   </w:style>
-  <w:style w:type="character" w:customStyle="1" w:styleId="a3">
-    <w:name w:val="ชื่อเรื่อง อักขระ"/>
-    <w:link w:val="a4"/>
+  <w:style w:type="character" w:customStyle="1" w:styleId="TitleChar">
+    <w:name w:val="Title Char"/>
+    <w:link w:val="Title"/>
     <w:rsid w:val="000A11AC"/>
     <w:rPr>
       <w:rFonts w:ascii="Cambria" w:hAnsi="Cambria" w:cs="Angsana New"/>
@@ -2354,11 +2329,11 @@
       <w:szCs w:val="40"/>
     </w:rPr>
   </w:style>
-  <w:style w:type="paragraph" w:styleId="a4">
+  <w:style w:type="paragraph" w:styleId="Title">
     <w:name w:val="Title"/>
-    <w:basedOn w:val="a"/>
-    <w:next w:val="a"/>
-    <w:link w:val="a3"/>
+    <w:basedOn w:val="Normal"/>
+    <w:next w:val="Normal"/>
+    <w:link w:val="TitleChar"/>
     <w:qFormat/>
     <w:rsid w:val="000A11AC"/>
     <w:pPr>
@@ -2376,7 +2351,7 @@
   </w:style>
   <w:style w:type="character" w:customStyle="1" w:styleId="TitleChar1">
     <w:name w:val="Title Char1"/>
-    <w:basedOn w:val="a0"/>
+    <w:basedOn w:val="DefaultParagraphFont"/>
     <w:uiPriority w:val="10"/>
     <w:rsid w:val="000A11AC"/>
     <w:rPr>
@@ -2387,10 +2362,10 @@
       <w:szCs w:val="71"/>
     </w:rPr>
   </w:style>
-  <w:style w:type="paragraph" w:styleId="a5">
+  <w:style w:type="paragraph" w:styleId="Header">
     <w:name w:val="header"/>
-    <w:basedOn w:val="a"/>
-    <w:link w:val="a6"/>
+    <w:basedOn w:val="Normal"/>
+    <w:link w:val="HeaderChar"/>
     <w:uiPriority w:val="99"/>
     <w:unhideWhenUsed/>
     <w:rsid w:val="000A11AC"/>
@@ -2405,10 +2380,10 @@
       <w:szCs w:val="40"/>
     </w:rPr>
   </w:style>
-  <w:style w:type="character" w:customStyle="1" w:styleId="a6">
-    <w:name w:val="หัวกระดาษ อักขระ"/>
-    <w:basedOn w:val="a0"/>
-    <w:link w:val="a5"/>
+  <w:style w:type="character" w:customStyle="1" w:styleId="HeaderChar">
+    <w:name w:val="Header Char"/>
+    <w:basedOn w:val="DefaultParagraphFont"/>
+    <w:link w:val="Header"/>
     <w:uiPriority w:val="99"/>
     <w:rsid w:val="000A11AC"/>
     <w:rPr>
@@ -2417,10 +2392,10 @@
       <w:szCs w:val="40"/>
     </w:rPr>
   </w:style>
-  <w:style w:type="paragraph" w:styleId="a7">
+  <w:style w:type="paragraph" w:styleId="Footer">
     <w:name w:val="footer"/>
-    <w:basedOn w:val="a"/>
-    <w:link w:val="a8"/>
+    <w:basedOn w:val="Normal"/>
+    <w:link w:val="FooterChar"/>
     <w:uiPriority w:val="99"/>
     <w:unhideWhenUsed/>
     <w:rsid w:val="000A11AC"/>
@@ -2435,10 +2410,10 @@
       <w:szCs w:val="40"/>
     </w:rPr>
   </w:style>
-  <w:style w:type="character" w:customStyle="1" w:styleId="a8">
-    <w:name w:val="ท้ายกระดาษ อักขระ"/>
-    <w:basedOn w:val="a0"/>
-    <w:link w:val="a7"/>
+  <w:style w:type="character" w:customStyle="1" w:styleId="FooterChar">
+    <w:name w:val="Footer Char"/>
+    <w:basedOn w:val="DefaultParagraphFont"/>
+    <w:link w:val="Footer"/>
     <w:uiPriority w:val="99"/>
     <w:rsid w:val="000A11AC"/>
     <w:rPr>
@@ -2447,9 +2422,9 @@
       <w:szCs w:val="40"/>
     </w:rPr>
   </w:style>
-  <w:style w:type="table" w:styleId="a9">
+  <w:style w:type="table" w:styleId="TableGrid">
     <w:name w:val="Table Grid"/>
-    <w:basedOn w:val="a1"/>
+    <w:basedOn w:val="TableNormal"/>
     <w:uiPriority w:val="39"/>
     <w:rsid w:val="00D12147"/>
     <w:pPr>
@@ -2466,9 +2441,9 @@
       </w:tblBorders>
     </w:tblPr>
   </w:style>
-  <w:style w:type="paragraph" w:styleId="aa">
+  <w:style w:type="paragraph" w:styleId="ListParagraph">
     <w:name w:val="List Paragraph"/>
-    <w:basedOn w:val="a"/>
+    <w:basedOn w:val="Normal"/>
     <w:uiPriority w:val="34"/>
     <w:qFormat/>
     <w:rsid w:val="002D1760"/>
